--- a/pr-preview/pr-261/prediction-handout-tracked-changes.docx
+++ b/pr-preview/pr-261/prediction-handout-tracked-changes.docx
@@ -16,7 +16,7 @@
       </w:pPr>
       <w:del w:id="1" w:author="PR Preview" w:date="2026-01-01T00:00:00Z">
         <w:r>
-          <w:delText xml:space="preserve">Last modified: 2026-10-16 11:26:47 (PDT)</w:delText>
+          <w:delText xml:space="preserve">Last modified: 2026-10-16 16:37:17 (PDT)</w:delText>
         </w:r>
       </w:del>
     </w:p>
@@ -26,7 +26,7 @@
       </w:pPr>
       <w:ins w:id="2" w:author="PR Preview" w:date="2026-01-01T00:00:00Z">
         <w:r>
-          <w:t xml:space="preserve">Last modified: 2026-10-16 14:10:48 (PDT)</w:t>
+          <w:t xml:space="preserve">Last modified: 2026-10-16 18:35:04 (PDT)</w:t>
         </w:r>
       </w:ins>
     </w:p>
@@ -507,22 +507,30 @@
       <w:pPr>
         <w:pStyle w:val="FirstParagraph"/>
       </w:pPr>
-      <w:r>
-        <w:rPr>
-          <w:b/>
-          <w:bCs/>
-        </w:rPr>
-        <w:t xml:space="preserve">Example 1 (Predicting with an estimated conditional mean)</w:t>
-      </w:r>
-      <w:r>
-        <w:t xml:space="preserve"> </w:t>
-      </w:r>
-      <w:r>
-        <w:t xml:space="preserve">Suppose a model specifies the conditional mean</w:t>
-      </w:r>
-      <w:r>
-        <w:t xml:space="preserve"> </w:t>
-      </w:r>
+      <w:del w:id="3" w:author="PR Preview" w:date="2026-01-01T00:00:00Z">
+        <w:r>
+          <w:rPr>
+            <w:b/>
+            <w:bCs/>
+          </w:rPr>
+          <w:delText xml:space="preserve">Example 1 (Predicting with an estimated conditional mean)</w:delText>
+        </w:r>
+      </w:del>
+      <w:del w:id="4" w:author="PR Preview" w:date="2026-01-01T00:00:00Z">
+        <w:r>
+          <w:delText xml:space="preserve"> </w:delText>
+        </w:r>
+      </w:del>
+      <w:del w:id="5" w:author="PR Preview" w:date="2026-01-01T00:00:00Z">
+        <w:r>
+          <w:delText xml:space="preserve">Suppose a model specifies the conditional mean</w:delText>
+        </w:r>
+      </w:del>
+      <w:del w:id="6" w:author="PR Preview" w:date="2026-01-01T00:00:00Z">
+        <w:r>
+          <w:delText xml:space="preserve"> </w:delText>
+        </w:r>
+      </w:del>
       <m:oMath>
         <m:r>
           <m:rPr>
@@ -568,15 +576,21 @@
           <m:t>​</m:t>
         </m:r>
       </m:oMath>
-      <w:r>
-        <w:t xml:space="preserve"> </w:t>
-      </w:r>
-      <w:r>
-        <w:t xml:space="preserve">as a function</w:t>
-      </w:r>
-      <w:r>
-        <w:t xml:space="preserve"> </w:t>
-      </w:r>
+      <w:del w:id="7" w:author="PR Preview" w:date="2026-01-01T00:00:00Z">
+        <w:r>
+          <w:delText xml:space="preserve"> </w:delText>
+        </w:r>
+      </w:del>
+      <w:del w:id="8" w:author="PR Preview" w:date="2026-01-01T00:00:00Z">
+        <w:r>
+          <w:delText xml:space="preserve">as a function</w:delText>
+        </w:r>
+      </w:del>
+      <w:del w:id="9" w:author="PR Preview" w:date="2026-01-01T00:00:00Z">
+        <w:r>
+          <w:delText xml:space="preserve"> </w:delText>
+        </w:r>
+      </w:del>
       <m:oMath>
         <m:r>
           <m:t>μ</m:t>
@@ -618,15 +632,21 @@
           <m:t>)</m:t>
         </m:r>
       </m:oMath>
-      <w:r>
-        <w:t xml:space="preserve"> </w:t>
-      </w:r>
-      <w:r>
-        <w:t xml:space="preserve">of a parameter vector</w:t>
-      </w:r>
-      <w:r>
-        <w:t xml:space="preserve"> </w:t>
-      </w:r>
+      <w:del w:id="10" w:author="PR Preview" w:date="2026-01-01T00:00:00Z">
+        <w:r>
+          <w:delText xml:space="preserve"> </w:delText>
+        </w:r>
+      </w:del>
+      <w:del w:id="11" w:author="PR Preview" w:date="2026-01-01T00:00:00Z">
+        <w:r>
+          <w:delText xml:space="preserve">of a parameter vector</w:delText>
+        </w:r>
+      </w:del>
+      <w:del w:id="12" w:author="PR Preview" w:date="2026-01-01T00:00:00Z">
+        <w:r>
+          <w:delText xml:space="preserve"> </w:delText>
+        </w:r>
+      </w:del>
       <m:oMath>
         <m:limLow>
           <m:e>
@@ -644,18 +664,26 @@
           </m:lim>
         </m:limLow>
       </m:oMath>
-      <w:r>
-        <w:t xml:space="preserve">,</w:t>
-      </w:r>
-      <w:r>
-        <w:t xml:space="preserve"> </w:t>
-      </w:r>
-      <w:r>
-        <w:t xml:space="preserve">and</w:t>
-      </w:r>
-      <w:r>
-        <w:t xml:space="preserve"> </w:t>
-      </w:r>
+      <w:del w:id="13" w:author="PR Preview" w:date="2026-01-01T00:00:00Z">
+        <w:r>
+          <w:delText xml:space="preserve">,</w:delText>
+        </w:r>
+      </w:del>
+      <w:del w:id="14" w:author="PR Preview" w:date="2026-01-01T00:00:00Z">
+        <w:r>
+          <w:delText xml:space="preserve"> </w:delText>
+        </w:r>
+      </w:del>
+      <w:del w:id="15" w:author="PR Preview" w:date="2026-01-01T00:00:00Z">
+        <w:r>
+          <w:delText xml:space="preserve">and</w:delText>
+        </w:r>
+      </w:del>
+      <w:del w:id="16" w:author="PR Preview" w:date="2026-01-01T00:00:00Z">
+        <w:r>
+          <w:delText xml:space="preserve"> </w:delText>
+        </w:r>
+      </w:del>
       <m:oMath>
         <m:acc>
           <m:accPr>
@@ -680,15 +708,21 @@
           </m:e>
         </m:acc>
       </m:oMath>
-      <w:r>
-        <w:t xml:space="preserve"> </w:t>
-      </w:r>
-      <w:r>
-        <w:t xml:space="preserve">is an estimate of</w:t>
-      </w:r>
-      <w:r>
-        <w:t xml:space="preserve"> </w:t>
-      </w:r>
+      <w:del w:id="17" w:author="PR Preview" w:date="2026-01-01T00:00:00Z">
+        <w:r>
+          <w:delText xml:space="preserve"> </w:delText>
+        </w:r>
+      </w:del>
+      <w:del w:id="18" w:author="PR Preview" w:date="2026-01-01T00:00:00Z">
+        <w:r>
+          <w:delText xml:space="preserve">is an estimate of</w:delText>
+        </w:r>
+      </w:del>
+      <w:del w:id="19" w:author="PR Preview" w:date="2026-01-01T00:00:00Z">
+        <w:r>
+          <w:delText xml:space="preserve"> </w:delText>
+        </w:r>
+      </w:del>
       <m:oMath>
         <m:limLow>
           <m:e>
@@ -706,43 +740,61 @@
           </m:lim>
         </m:limLow>
       </m:oMath>
-      <w:r>
-        <w:t xml:space="preserve">.</w:t>
-      </w:r>
-      <w:r>
-        <w:t xml:space="preserve"> </w:t>
-      </w:r>
-      <w:r>
-        <w:t xml:space="preserve">The usual prediction (</w:t>
-      </w:r>
+      <w:del w:id="20" w:author="PR Preview" w:date="2026-01-01T00:00:00Z">
+        <w:r>
+          <w:delText xml:space="preserve">.</w:delText>
+        </w:r>
+      </w:del>
+      <w:del w:id="21" w:author="PR Preview" w:date="2026-01-01T00:00:00Z">
+        <w:r>
+          <w:delText xml:space="preserve"> </w:delText>
+        </w:r>
+      </w:del>
+      <w:del w:id="22" w:author="PR Preview" w:date="2026-01-01T00:00:00Z">
+        <w:r>
+          <w:delText xml:space="preserve">The usual prediction (</w:delText>
+        </w:r>
+      </w:del>
       <w:hyperlink w:anchor="def-prediction">
-        <w:r>
-          <w:rPr>
-            <w:rStyle w:val="Hyperlink"/>
-          </w:rPr>
-          <w:t xml:space="preserve">Definition 1</w:t>
-        </w:r>
+        <w:del w:id="23" w:author="PR Preview" w:date="2026-01-01T00:00:00Z">
+          <w:r>
+            <w:rPr>
+              <w:rStyle w:val="Hyperlink"/>
+            </w:rPr>
+            <w:delText xml:space="preserve">Definition 1</w:delText>
+          </w:r>
+        </w:del>
       </w:hyperlink>
-      <w:r>
-        <w:t xml:space="preserve">) of</w:t>
-      </w:r>
-      <w:r>
-        <w:t xml:space="preserve"> </w:t>
-      </w:r>
+      <w:del w:id="24" w:author="PR Preview" w:date="2026-01-01T00:00:00Z">
+        <w:r>
+          <w:delText xml:space="preserve">) of</w:delText>
+        </w:r>
+      </w:del>
+      <w:del w:id="25" w:author="PR Preview" w:date="2026-01-01T00:00:00Z">
+        <w:r>
+          <w:delText xml:space="preserve"> </w:delText>
+        </w:r>
+      </w:del>
       <m:oMath>
         <m:r>
           <m:t>Y</m:t>
         </m:r>
       </m:oMath>
-      <w:r>
-        <w:t xml:space="preserve"> </w:t>
-      </w:r>
-      <w:r>
-        <w:t xml:space="preserve">at</w:t>
-      </w:r>
-      <w:r>
-        <w:t xml:space="preserve"> </w:t>
-      </w:r>
+      <w:del w:id="26" w:author="PR Preview" w:date="2026-01-01T00:00:00Z">
+        <w:r>
+          <w:delText xml:space="preserve"> </w:delText>
+        </w:r>
+      </w:del>
+      <w:del w:id="27" w:author="PR Preview" w:date="2026-01-01T00:00:00Z">
+        <w:r>
+          <w:delText xml:space="preserve">at</w:delText>
+        </w:r>
+      </w:del>
+      <w:del w:id="28" w:author="PR Preview" w:date="2026-01-01T00:00:00Z">
+        <w:r>
+          <w:delText xml:space="preserve"> </w:delText>
+        </w:r>
+      </w:del>
       <m:oMath>
         <m:r>
           <m:t>X</m:t>
@@ -757,12 +809,16 @@
           <m:t>x</m:t>
         </m:r>
       </m:oMath>
-      <w:r>
-        <w:t xml:space="preserve"> </w:t>
-      </w:r>
-      <w:r>
-        <w:t xml:space="preserve">is the estimated conditional mean:</w:t>
-      </w:r>
+      <w:del w:id="29" w:author="PR Preview" w:date="2026-01-01T00:00:00Z">
+        <w:r>
+          <w:delText xml:space="preserve"> </w:delText>
+        </w:r>
+      </w:del>
+      <w:del w:id="30" w:author="PR Preview" w:date="2026-01-01T00:00:00Z">
+        <w:r>
+          <w:delText xml:space="preserve">is the estimated conditional mean:</w:delText>
+        </w:r>
+      </w:del>
     </w:p>
     <w:p>
       <w:pPr>
@@ -858,6 +914,254 @@
           </m:r>
         </m:oMath>
       </m:oMathPara>
+    </w:p>
+    <w:p>
+      <w:pPr>
+        <w:pStyle w:val="FirstParagraph"/>
+      </w:pPr>
+      <w:ins w:id="31" w:author="PR Preview" w:date="2026-01-01T00:00:00Z">
+        <w:r>
+          <w:rPr>
+            <w:b/>
+            <w:bCs/>
+          </w:rPr>
+          <w:t xml:space="preserve">Example 1 (Predicting with an estimated conditional mean)</w:t>
+        </w:r>
+      </w:ins>
+      <w:ins w:id="32" w:author="PR Preview" w:date="2026-01-01T00:00:00Z">
+        <w:r>
+          <w:t xml:space="preserve"> </w:t>
+        </w:r>
+      </w:ins>
+      <w:ins w:id="33" w:author="PR Preview" w:date="2026-01-01T00:00:00Z">
+        <w:r>
+          <w:t xml:space="preserve">Suppose a model specifies the conditional mean</w:t>
+        </w:r>
+      </w:ins>
+      <w:ins w:id="34" w:author="PR Preview" w:date="2026-01-01T00:00:00Z">
+        <w:r>
+          <w:t xml:space="preserve"> </w:t>
+        </w:r>
+      </w:ins>
+      <m:oMath>
+        <m:r>
+          <m:rPr>
+            <m:sty m:val="p"/>
+          </m:rPr>
+          <m:t>E</m:t>
+        </m:r>
+        <m:r>
+          <m:t>​</m:t>
+        </m:r>
+        <m:d>
+          <m:dPr>
+            <m:begChr m:val="["/>
+            <m:sepChr m:val=""/>
+            <m:endChr m:val="]"/>
+            <m:grow/>
+          </m:dPr>
+          <m:e>
+            <m:r>
+              <m:t>Y</m:t>
+            </m:r>
+            <m:r>
+              <m:rPr>
+                <m:sty m:val="p"/>
+              </m:rPr>
+              <m:t>∣</m:t>
+            </m:r>
+            <m:r>
+              <m:t>X</m:t>
+            </m:r>
+            <m:r>
+              <m:rPr>
+                <m:sty m:val="p"/>
+              </m:rPr>
+              <m:t>=</m:t>
+            </m:r>
+            <m:r>
+              <m:t>x</m:t>
+            </m:r>
+          </m:e>
+        </m:d>
+        <m:r>
+          <m:t>​</m:t>
+        </m:r>
+      </m:oMath>
+      <w:ins w:id="35" w:author="PR Preview" w:date="2026-01-01T00:00:00Z">
+        <w:r>
+          <w:t xml:space="preserve"> </w:t>
+        </w:r>
+      </w:ins>
+      <w:ins w:id="36" w:author="PR Preview" w:date="2026-01-01T00:00:00Z">
+        <w:r>
+          <w:t xml:space="preserve">as a function</w:t>
+        </w:r>
+      </w:ins>
+      <w:ins w:id="37" w:author="PR Preview" w:date="2026-01-01T00:00:00Z">
+        <w:r>
+          <w:t xml:space="preserve"> </w:t>
+        </w:r>
+      </w:ins>
+      <w:ins w:id="38" w:author="PR Preview" w:date="2026-01-01T00:00:00Z">
+        <w:r>
+          <w:t xml:space="preserve">$\mu(x; \mathord{\smash[b]{\underset{\raise.3ex\hbox{$\scriptstyle\sim$}}{\theta}}\vphantom{\theta}})$</w:t>
+        </w:r>
+      </w:ins>
+      <w:ins w:id="39" w:author="PR Preview" w:date="2026-01-01T00:00:00Z">
+        <w:r>
+          <w:t xml:space="preserve"> </w:t>
+        </w:r>
+      </w:ins>
+      <w:ins w:id="40" w:author="PR Preview" w:date="2026-01-01T00:00:00Z">
+        <w:r>
+          <w:t xml:space="preserve">of a parameter vector</w:t>
+        </w:r>
+      </w:ins>
+      <w:ins w:id="41" w:author="PR Preview" w:date="2026-01-01T00:00:00Z">
+        <w:r>
+          <w:t xml:space="preserve"> </w:t>
+        </w:r>
+      </w:ins>
+      <w:ins w:id="42" w:author="PR Preview" w:date="2026-01-01T00:00:00Z">
+        <w:r>
+          <w:t xml:space="preserve">$\mathord{\smash[b]{\underset{\raise.3ex\hbox{$\scriptstyle\sim$}}{\theta}}\vphantom{\theta}}$</w:t>
+        </w:r>
+      </w:ins>
+      <w:ins w:id="43" w:author="PR Preview" w:date="2026-01-01T00:00:00Z">
+        <w:r>
+          <w:t xml:space="preserve">,</w:t>
+        </w:r>
+      </w:ins>
+      <w:ins w:id="44" w:author="PR Preview" w:date="2026-01-01T00:00:00Z">
+        <w:r>
+          <w:t xml:space="preserve"> </w:t>
+        </w:r>
+      </w:ins>
+      <w:ins w:id="45" w:author="PR Preview" w:date="2026-01-01T00:00:00Z">
+        <w:r>
+          <w:t xml:space="preserve">and</w:t>
+        </w:r>
+      </w:ins>
+      <w:ins w:id="46" w:author="PR Preview" w:date="2026-01-01T00:00:00Z">
+        <w:r>
+          <w:t xml:space="preserve"> </w:t>
+        </w:r>
+      </w:ins>
+      <w:ins w:id="47" w:author="PR Preview" w:date="2026-01-01T00:00:00Z">
+        <w:r>
+          <w:t xml:space="preserve">$\hat{\mathord{\smash[b]{\underset{\raise.3ex\hbox{$\scriptstyle\sim$}}{\theta}}\vphantom{\theta}}}$</w:t>
+        </w:r>
+      </w:ins>
+      <w:ins w:id="48" w:author="PR Preview" w:date="2026-01-01T00:00:00Z">
+        <w:r>
+          <w:t xml:space="preserve"> </w:t>
+        </w:r>
+      </w:ins>
+      <w:ins w:id="49" w:author="PR Preview" w:date="2026-01-01T00:00:00Z">
+        <w:r>
+          <w:t xml:space="preserve">is an estimate of</w:t>
+        </w:r>
+      </w:ins>
+      <w:ins w:id="50" w:author="PR Preview" w:date="2026-01-01T00:00:00Z">
+        <w:r>
+          <w:t xml:space="preserve"> </w:t>
+        </w:r>
+      </w:ins>
+      <w:ins w:id="51" w:author="PR Preview" w:date="2026-01-01T00:00:00Z">
+        <w:r>
+          <w:t xml:space="preserve">$\mathord{\smash[b]{\underset{\raise.3ex\hbox{$\scriptstyle\sim$}}{\theta}}\vphantom{\theta}}$</w:t>
+        </w:r>
+      </w:ins>
+      <w:ins w:id="52" w:author="PR Preview" w:date="2026-01-01T00:00:00Z">
+        <w:r>
+          <w:t xml:space="preserve">.</w:t>
+        </w:r>
+      </w:ins>
+      <w:ins w:id="53" w:author="PR Preview" w:date="2026-01-01T00:00:00Z">
+        <w:r>
+          <w:t xml:space="preserve"> </w:t>
+        </w:r>
+      </w:ins>
+      <w:ins w:id="54" w:author="PR Preview" w:date="2026-01-01T00:00:00Z">
+        <w:r>
+          <w:t xml:space="preserve">The usual prediction (</w:t>
+        </w:r>
+      </w:ins>
+      <w:hyperlink w:anchor="def-prediction">
+        <w:ins w:id="55" w:author="PR Preview" w:date="2026-01-01T00:00:00Z">
+          <w:r>
+            <w:rPr>
+              <w:rStyle w:val="Hyperlink"/>
+            </w:rPr>
+            <w:t xml:space="preserve">Definition 1</w:t>
+          </w:r>
+        </w:ins>
+      </w:hyperlink>
+      <w:ins w:id="56" w:author="PR Preview" w:date="2026-01-01T00:00:00Z">
+        <w:r>
+          <w:t xml:space="preserve">) of</w:t>
+        </w:r>
+      </w:ins>
+      <w:ins w:id="57" w:author="PR Preview" w:date="2026-01-01T00:00:00Z">
+        <w:r>
+          <w:t xml:space="preserve"> </w:t>
+        </w:r>
+      </w:ins>
+      <m:oMath>
+        <m:r>
+          <m:t>Y</m:t>
+        </m:r>
+      </m:oMath>
+      <w:ins w:id="58" w:author="PR Preview" w:date="2026-01-01T00:00:00Z">
+        <w:r>
+          <w:t xml:space="preserve"> </w:t>
+        </w:r>
+      </w:ins>
+      <w:ins w:id="59" w:author="PR Preview" w:date="2026-01-01T00:00:00Z">
+        <w:r>
+          <w:t xml:space="preserve">at</w:t>
+        </w:r>
+      </w:ins>
+      <w:ins w:id="60" w:author="PR Preview" w:date="2026-01-01T00:00:00Z">
+        <w:r>
+          <w:t xml:space="preserve"> </w:t>
+        </w:r>
+      </w:ins>
+      <m:oMath>
+        <m:r>
+          <m:t>X</m:t>
+        </m:r>
+        <m:r>
+          <m:rPr>
+            <m:sty m:val="p"/>
+          </m:rPr>
+          <m:t>=</m:t>
+        </m:r>
+        <m:r>
+          <m:t>x</m:t>
+        </m:r>
+      </m:oMath>
+      <w:ins w:id="61" w:author="PR Preview" w:date="2026-01-01T00:00:00Z">
+        <w:r>
+          <w:t xml:space="preserve"> </w:t>
+        </w:r>
+      </w:ins>
+      <w:ins w:id="62" w:author="PR Preview" w:date="2026-01-01T00:00:00Z">
+        <w:r>
+          <w:t xml:space="preserve">is the estimated conditional mean:</w:t>
+        </w:r>
+      </w:ins>
+    </w:p>
+    <w:p>
+      <w:pPr>
+        <w:pStyle w:val="BodyText"/>
+      </w:pPr>
+      <w:ins w:id="63" w:author="PR Preview" w:date="2026-01-01T00:00:00Z">
+        <w:r>
+          <w:t xml:space="preserve">$$\hat y(x) = \mu(x; \hat{\mathord{\smash[b]{\underset{\raise.3ex\hbox{$\scriptstyle\sim$}}{\theta}}\vphantom{\theta}}}).$$</w:t>
+        </w:r>
+      </w:ins>
     </w:p>
     <w:bookmarkEnd w:id="10"/>
     <w:bookmarkStart w:id="12" w:name="rem-why-cond-mean"/>
@@ -1506,6 +1810,16 @@
           </m:r>
         </m:oMath>
       </m:oMathPara>
+    </w:p>
+    <w:p>
+      <w:pPr>
+        <w:pStyle w:val="BodyText"/>
+      </w:pPr>
+      <w:ins w:id="64" w:author="PR Preview" w:date="2026-01-01T00:00:00Z">
+        <w:r>
+          <w:t xml:space="preserve">$$\hat y_i= \mu(x_i; \hat{\mathord{\smash[b]{\underset{\raise.3ex\hbox{$\scriptstyle\sim$}}{\theta}}\vphantom{\theta}}}).$$</w:t>
+        </w:r>
+      </w:ins>
     </w:p>
     <w:p>
       <w:pPr>
@@ -4921,6 +5235,18 @@
           </m:r>
         </m:oMath>
       </m:oMathPara>
+    </w:p>
+    <w:p>
+      <w:pPr>
+        <w:pStyle w:val="BodyText"/>
+      </w:pPr>
+      <w:ins w:id="65" w:author="PR Preview" w:date="2026-01-01T00:00:00Z">
+        <w:r>
+          <w:t xml:space="preserve">$$\operatorname{sMSE}\mathopen{}\left(\hat y\right)\mathclose{} = \frac{1}{n} \text{RSS}(\hat{\mathord{\smash[b]{\underset{\raise.3ex\hbox{$\scriptstyle\sim$}}{\theta}}\vphantom{\theta}}}),
+    \qquad
+    \text{RSS}(\hat{\mathord{\smash[b]{\underset{\raise.3ex\hbox{$\scriptstyle\sim$}}{\theta}}\vphantom{\theta}}}) = n \, \operatorname{sMSE}\mathopen{}\left(\hat y\right)\mathclose{}.$$</w:t>
+        </w:r>
+      </w:ins>
     </w:p>
     <w:bookmarkEnd w:id="31"/>
     <w:bookmarkStart w:id="37" w:name="exm-fitted-residual-error"/>

--- a/pr-preview/pr-261/prediction-handout-tracked-changes.docx
+++ b/pr-preview/pr-261/prediction-handout-tracked-changes.docx
@@ -16,7 +16,7 @@
       </w:pPr>
       <w:del w:id="1" w:author="PR Preview" w:date="2026-01-01T00:00:00Z">
         <w:r>
-          <w:delText xml:space="preserve">Last modified: 2026-10-16 16:37:17 (PDT)</w:delText>
+          <w:delText xml:space="preserve">Last modified: 2026-10-17 08:57:23 (PDT)</w:delText>
         </w:r>
       </w:del>
     </w:p>
@@ -26,7 +26,7 @@
       </w:pPr>
       <w:ins w:id="2" w:author="PR Preview" w:date="2026-01-01T00:00:00Z">
         <w:r>
-          <w:t xml:space="preserve">Last modified: 2026-10-16 18:35:04 (PDT)</w:t>
+          <w:t xml:space="preserve">Last modified: 2026-10-17 08:55:52 (PDT)</w:t>
         </w:r>
       </w:ins>
     </w:p>
@@ -101,19 +101,23 @@
           </m:e>
         </m:acc>
         <m:r>
-          <m:rPr>
-            <m:sty m:val="p"/>
-          </m:rPr>
-          <m:t>(</m:t>
+          <m:t>​</m:t>
         </m:r>
+        <m:d>
+          <m:dPr>
+            <m:begChr m:val="("/>
+            <m:sepChr m:val=""/>
+            <m:endChr m:val=")"/>
+            <m:grow/>
+          </m:dPr>
+          <m:e>
+            <m:r>
+              <m:t>x</m:t>
+            </m:r>
+          </m:e>
+        </m:d>
         <m:r>
-          <m:t>x</m:t>
-        </m:r>
-        <m:r>
-          <m:rPr>
-            <m:sty m:val="p"/>
-          </m:rPr>
-          <m:t>)</m:t>
+          <m:t>​</m:t>
         </m:r>
       </m:oMath>
       <w:r>
@@ -329,19 +333,23 @@
             </m:e>
           </m:acc>
           <m:r>
-            <m:rPr>
-              <m:sty m:val="p"/>
-            </m:rPr>
-            <m:t>(</m:t>
+            <m:t>​</m:t>
           </m:r>
+          <m:d>
+            <m:dPr>
+              <m:begChr m:val="("/>
+              <m:sepChr m:val=""/>
+              <m:endChr m:val=")"/>
+              <m:grow/>
+            </m:dPr>
+            <m:e>
+              <m:r>
+                <m:t>x</m:t>
+              </m:r>
+            </m:e>
+          </m:d>
           <m:r>
-            <m:t>x</m:t>
-          </m:r>
-          <m:r>
-            <m:rPr>
-              <m:sty m:val="p"/>
-            </m:rPr>
-            <m:t>)</m:t>
+            <m:t>​</m:t>
           </m:r>
           <m:limUpp>
             <m:e>
@@ -507,30 +515,22 @@
       <w:pPr>
         <w:pStyle w:val="FirstParagraph"/>
       </w:pPr>
-      <w:del w:id="3" w:author="PR Preview" w:date="2026-01-01T00:00:00Z">
-        <w:r>
-          <w:rPr>
-            <w:b/>
-            <w:bCs/>
-          </w:rPr>
-          <w:delText xml:space="preserve">Example 1 (Predicting with an estimated conditional mean)</w:delText>
-        </w:r>
-      </w:del>
-      <w:del w:id="4" w:author="PR Preview" w:date="2026-01-01T00:00:00Z">
-        <w:r>
-          <w:delText xml:space="preserve"> </w:delText>
-        </w:r>
-      </w:del>
-      <w:del w:id="5" w:author="PR Preview" w:date="2026-01-01T00:00:00Z">
-        <w:r>
-          <w:delText xml:space="preserve">Suppose a model specifies the conditional mean</w:delText>
-        </w:r>
-      </w:del>
-      <w:del w:id="6" w:author="PR Preview" w:date="2026-01-01T00:00:00Z">
-        <w:r>
-          <w:delText xml:space="preserve"> </w:delText>
-        </w:r>
-      </w:del>
+      <w:r>
+        <w:rPr>
+          <w:b/>
+          <w:bCs/>
+        </w:rPr>
+        <w:t xml:space="preserve">Example 1 (Predicting with an estimated conditional mean)</w:t>
+      </w:r>
+      <w:r>
+        <w:t xml:space="preserve"> </w:t>
+      </w:r>
+      <w:r>
+        <w:t xml:space="preserve">Suppose a model specifies the conditional mean</w:t>
+      </w:r>
+      <w:r>
+        <w:t xml:space="preserve"> </w:t>
+      </w:r>
       <m:oMath>
         <m:r>
           <m:rPr>
@@ -576,225 +576,94 @@
           <m:t>​</m:t>
         </m:r>
       </m:oMath>
-      <w:del w:id="7" w:author="PR Preview" w:date="2026-01-01T00:00:00Z">
+      <w:r>
+        <w:t xml:space="preserve"> </w:t>
+      </w:r>
+      <w:r>
+        <w:t xml:space="preserve">as a function</w:t>
+      </w:r>
+      <w:r>
+        <w:t xml:space="preserve"> </w:t>
+      </w:r>
+      <w:r>
+        <w:t xml:space="preserve">$\mu(x; \mathord{\smash[b]{\underset{\raise.3ex\hbox{$\scriptstyle\sim$}}{\theta}}\vphantom{\theta}})$</w:t>
+      </w:r>
+      <w:r>
+        <w:t xml:space="preserve"> </w:t>
+      </w:r>
+      <w:r>
+        <w:t xml:space="preserve">of a parameter vector</w:t>
+      </w:r>
+      <w:r>
+        <w:t xml:space="preserve"> </w:t>
+      </w:r>
+      <w:r>
+        <w:t xml:space="preserve">$\mathord{\smash[b]{\underset{\raise.3ex\hbox{$\scriptstyle\sim$}}{\theta}}\vphantom{\theta}}$</w:t>
+      </w:r>
+      <w:r>
+        <w:t xml:space="preserve">,</w:t>
+      </w:r>
+      <w:r>
+        <w:t xml:space="preserve"> </w:t>
+      </w:r>
+      <w:r>
+        <w:t xml:space="preserve">and</w:t>
+      </w:r>
+      <w:r>
+        <w:t xml:space="preserve"> </w:t>
+      </w:r>
+      <w:r>
+        <w:t xml:space="preserve">$\hat{\mathord{\smash[b]{\underset{\raise.3ex\hbox{$\scriptstyle\sim$}}{\theta}}\vphantom{\theta}}}$</w:t>
+      </w:r>
+      <w:r>
+        <w:t xml:space="preserve"> </w:t>
+      </w:r>
+      <w:r>
+        <w:t xml:space="preserve">is an estimate of</w:t>
+      </w:r>
+      <w:r>
+        <w:t xml:space="preserve"> </w:t>
+      </w:r>
+      <w:r>
+        <w:t xml:space="preserve">$\mathord{\smash[b]{\underset{\raise.3ex\hbox{$\scriptstyle\sim$}}{\theta}}\vphantom{\theta}}$</w:t>
+      </w:r>
+      <w:r>
+        <w:t xml:space="preserve">.</w:t>
+      </w:r>
+      <w:r>
+        <w:t xml:space="preserve"> </w:t>
+      </w:r>
+      <w:r>
+        <w:t xml:space="preserve">The usual prediction (</w:t>
+      </w:r>
+      <w:hyperlink w:anchor="def-prediction">
         <w:r>
-          <w:delText xml:space="preserve"> </w:delText>
+          <w:rPr>
+            <w:rStyle w:val="Hyperlink"/>
+          </w:rPr>
+          <w:t xml:space="preserve">Definition 1</w:t>
         </w:r>
-      </w:del>
-      <w:del w:id="8" w:author="PR Preview" w:date="2026-01-01T00:00:00Z">
-        <w:r>
-          <w:delText xml:space="preserve">as a function</w:delText>
-        </w:r>
-      </w:del>
-      <w:del w:id="9" w:author="PR Preview" w:date="2026-01-01T00:00:00Z">
-        <w:r>
-          <w:delText xml:space="preserve"> </w:delText>
-        </w:r>
-      </w:del>
-      <m:oMath>
-        <m:r>
-          <m:t>μ</m:t>
-        </m:r>
-        <m:r>
-          <m:rPr>
-            <m:sty m:val="p"/>
-          </m:rPr>
-          <m:t>(</m:t>
-        </m:r>
-        <m:r>
-          <m:t>x</m:t>
-        </m:r>
-        <m:r>
-          <m:rPr>
-            <m:sty m:val="p"/>
-          </m:rPr>
-          <m:t>;</m:t>
-        </m:r>
-        <m:limLow>
-          <m:e>
-            <m:r>
-              <m:t>θ</m:t>
-            </m:r>
-          </m:e>
-          <m:lim>
-            <m:r>
-              <m:rPr>
-                <m:sty m:val="p"/>
-              </m:rPr>
-              <m:t>∼</m:t>
-            </m:r>
-          </m:lim>
-        </m:limLow>
-        <m:r>
-          <m:rPr>
-            <m:sty m:val="p"/>
-          </m:rPr>
-          <m:t>)</m:t>
-        </m:r>
-      </m:oMath>
-      <w:del w:id="10" w:author="PR Preview" w:date="2026-01-01T00:00:00Z">
-        <w:r>
-          <w:delText xml:space="preserve"> </w:delText>
-        </w:r>
-      </w:del>
-      <w:del w:id="11" w:author="PR Preview" w:date="2026-01-01T00:00:00Z">
-        <w:r>
-          <w:delText xml:space="preserve">of a parameter vector</w:delText>
-        </w:r>
-      </w:del>
-      <w:del w:id="12" w:author="PR Preview" w:date="2026-01-01T00:00:00Z">
-        <w:r>
-          <w:delText xml:space="preserve"> </w:delText>
-        </w:r>
-      </w:del>
-      <m:oMath>
-        <m:limLow>
-          <m:e>
-            <m:r>
-              <m:t>θ</m:t>
-            </m:r>
-          </m:e>
-          <m:lim>
-            <m:r>
-              <m:rPr>
-                <m:sty m:val="p"/>
-              </m:rPr>
-              <m:t>∼</m:t>
-            </m:r>
-          </m:lim>
-        </m:limLow>
-      </m:oMath>
-      <w:del w:id="13" w:author="PR Preview" w:date="2026-01-01T00:00:00Z">
-        <w:r>
-          <w:delText xml:space="preserve">,</w:delText>
-        </w:r>
-      </w:del>
-      <w:del w:id="14" w:author="PR Preview" w:date="2026-01-01T00:00:00Z">
-        <w:r>
-          <w:delText xml:space="preserve"> </w:delText>
-        </w:r>
-      </w:del>
-      <w:del w:id="15" w:author="PR Preview" w:date="2026-01-01T00:00:00Z">
-        <w:r>
-          <w:delText xml:space="preserve">and</w:delText>
-        </w:r>
-      </w:del>
-      <w:del w:id="16" w:author="PR Preview" w:date="2026-01-01T00:00:00Z">
-        <w:r>
-          <w:delText xml:space="preserve"> </w:delText>
-        </w:r>
-      </w:del>
-      <m:oMath>
-        <m:acc>
-          <m:accPr>
-            <m:chr m:val="̂"/>
-          </m:accPr>
-          <m:e>
-            <m:limLow>
-              <m:e>
-                <m:r>
-                  <m:t>θ</m:t>
-                </m:r>
-              </m:e>
-              <m:lim>
-                <m:r>
-                  <m:rPr>
-                    <m:sty m:val="p"/>
-                  </m:rPr>
-                  <m:t>∼</m:t>
-                </m:r>
-              </m:lim>
-            </m:limLow>
-          </m:e>
-        </m:acc>
-      </m:oMath>
-      <w:del w:id="17" w:author="PR Preview" w:date="2026-01-01T00:00:00Z">
-        <w:r>
-          <w:delText xml:space="preserve"> </w:delText>
-        </w:r>
-      </w:del>
-      <w:del w:id="18" w:author="PR Preview" w:date="2026-01-01T00:00:00Z">
-        <w:r>
-          <w:delText xml:space="preserve">is an estimate of</w:delText>
-        </w:r>
-      </w:del>
-      <w:del w:id="19" w:author="PR Preview" w:date="2026-01-01T00:00:00Z">
-        <w:r>
-          <w:delText xml:space="preserve"> </w:delText>
-        </w:r>
-      </w:del>
-      <m:oMath>
-        <m:limLow>
-          <m:e>
-            <m:r>
-              <m:t>θ</m:t>
-            </m:r>
-          </m:e>
-          <m:lim>
-            <m:r>
-              <m:rPr>
-                <m:sty m:val="p"/>
-              </m:rPr>
-              <m:t>∼</m:t>
-            </m:r>
-          </m:lim>
-        </m:limLow>
-      </m:oMath>
-      <w:del w:id="20" w:author="PR Preview" w:date="2026-01-01T00:00:00Z">
-        <w:r>
-          <w:delText xml:space="preserve">.</w:delText>
-        </w:r>
-      </w:del>
-      <w:del w:id="21" w:author="PR Preview" w:date="2026-01-01T00:00:00Z">
-        <w:r>
-          <w:delText xml:space="preserve"> </w:delText>
-        </w:r>
-      </w:del>
-      <w:del w:id="22" w:author="PR Preview" w:date="2026-01-01T00:00:00Z">
-        <w:r>
-          <w:delText xml:space="preserve">The usual prediction (</w:delText>
-        </w:r>
-      </w:del>
-      <w:hyperlink w:anchor="def-prediction">
-        <w:del w:id="23" w:author="PR Preview" w:date="2026-01-01T00:00:00Z">
-          <w:r>
-            <w:rPr>
-              <w:rStyle w:val="Hyperlink"/>
-            </w:rPr>
-            <w:delText xml:space="preserve">Definition 1</w:delText>
-          </w:r>
-        </w:del>
       </w:hyperlink>
-      <w:del w:id="24" w:author="PR Preview" w:date="2026-01-01T00:00:00Z">
-        <w:r>
-          <w:delText xml:space="preserve">) of</w:delText>
-        </w:r>
-      </w:del>
-      <w:del w:id="25" w:author="PR Preview" w:date="2026-01-01T00:00:00Z">
-        <w:r>
-          <w:delText xml:space="preserve"> </w:delText>
-        </w:r>
-      </w:del>
+      <w:r>
+        <w:t xml:space="preserve">) of</w:t>
+      </w:r>
+      <w:r>
+        <w:t xml:space="preserve"> </w:t>
+      </w:r>
       <m:oMath>
         <m:r>
           <m:t>Y</m:t>
         </m:r>
       </m:oMath>
-      <w:del w:id="26" w:author="PR Preview" w:date="2026-01-01T00:00:00Z">
-        <w:r>
-          <w:delText xml:space="preserve"> </w:delText>
-        </w:r>
-      </w:del>
-      <w:del w:id="27" w:author="PR Preview" w:date="2026-01-01T00:00:00Z">
-        <w:r>
-          <w:delText xml:space="preserve">at</w:delText>
-        </w:r>
-      </w:del>
-      <w:del w:id="28" w:author="PR Preview" w:date="2026-01-01T00:00:00Z">
-        <w:r>
-          <w:delText xml:space="preserve"> </w:delText>
-        </w:r>
-      </w:del>
+      <w:r>
+        <w:t xml:space="preserve"> </w:t>
+      </w:r>
+      <w:r>
+        <w:t xml:space="preserve">at</w:t>
+      </w:r>
+      <w:r>
+        <w:t xml:space="preserve"> </w:t>
+      </w:r>
       <m:oMath>
         <m:r>
           <m:t>X</m:t>
@@ -809,359 +678,20 @@
           <m:t>x</m:t>
         </m:r>
       </m:oMath>
-      <w:del w:id="29" w:author="PR Preview" w:date="2026-01-01T00:00:00Z">
-        <w:r>
-          <w:delText xml:space="preserve"> </w:delText>
-        </w:r>
-      </w:del>
-      <w:del w:id="30" w:author="PR Preview" w:date="2026-01-01T00:00:00Z">
-        <w:r>
-          <w:delText xml:space="preserve">is the estimated conditional mean:</w:delText>
-        </w:r>
-      </w:del>
+      <w:r>
+        <w:t xml:space="preserve"> </w:t>
+      </w:r>
+      <w:r>
+        <w:t xml:space="preserve">is the estimated conditional mean:</w:t>
+      </w:r>
     </w:p>
     <w:p>
       <w:pPr>
         <w:pStyle w:val="BodyText"/>
       </w:pPr>
-      <m:oMathPara>
-        <m:oMathParaPr>
-          <m:jc m:val="center"/>
-        </m:oMathParaPr>
-        <m:oMath>
-          <m:acc>
-            <m:accPr>
-              <m:chr m:val="̂"/>
-            </m:accPr>
-            <m:e>
-              <m:r>
-                <m:t>y</m:t>
-              </m:r>
-            </m:e>
-          </m:acc>
-          <m:r>
-            <m:rPr>
-              <m:sty m:val="p"/>
-            </m:rPr>
-            <m:t>(</m:t>
-          </m:r>
-          <m:r>
-            <m:t>x</m:t>
-          </m:r>
-          <m:r>
-            <m:rPr>
-              <m:sty m:val="p"/>
-            </m:rPr>
-            <m:t>)</m:t>
-          </m:r>
-          <m:r>
-            <m:rPr>
-              <m:sty m:val="p"/>
-            </m:rPr>
-            <m:t>=</m:t>
-          </m:r>
-          <m:r>
-            <m:t>μ</m:t>
-          </m:r>
-          <m:r>
-            <m:rPr>
-              <m:sty m:val="p"/>
-            </m:rPr>
-            <m:t>(</m:t>
-          </m:r>
-          <m:r>
-            <m:t>x</m:t>
-          </m:r>
-          <m:r>
-            <m:rPr>
-              <m:sty m:val="p"/>
-            </m:rPr>
-            <m:t>;</m:t>
-          </m:r>
-          <m:acc>
-            <m:accPr>
-              <m:chr m:val="̂"/>
-            </m:accPr>
-            <m:e>
-              <m:limLow>
-                <m:e>
-                  <m:r>
-                    <m:t>θ</m:t>
-                  </m:r>
-                </m:e>
-                <m:lim>
-                  <m:r>
-                    <m:rPr>
-                      <m:sty m:val="p"/>
-                    </m:rPr>
-                    <m:t>∼</m:t>
-                  </m:r>
-                </m:lim>
-              </m:limLow>
-            </m:e>
-          </m:acc>
-          <m:r>
-            <m:rPr>
-              <m:sty m:val="p"/>
-            </m:rPr>
-            <m:t>)</m:t>
-          </m:r>
-          <m:r>
-            <m:rPr>
-              <m:sty m:val="p"/>
-            </m:rPr>
-            <m:t>.</m:t>
-          </m:r>
-        </m:oMath>
-      </m:oMathPara>
-    </w:p>
-    <w:p>
-      <w:pPr>
-        <w:pStyle w:val="FirstParagraph"/>
-      </w:pPr>
-      <w:ins w:id="31" w:author="PR Preview" w:date="2026-01-01T00:00:00Z">
-        <w:r>
-          <w:rPr>
-            <w:b/>
-            <w:bCs/>
-          </w:rPr>
-          <w:t xml:space="preserve">Example 1 (Predicting with an estimated conditional mean)</w:t>
-        </w:r>
-      </w:ins>
-      <w:ins w:id="32" w:author="PR Preview" w:date="2026-01-01T00:00:00Z">
-        <w:r>
-          <w:t xml:space="preserve"> </w:t>
-        </w:r>
-      </w:ins>
-      <w:ins w:id="33" w:author="PR Preview" w:date="2026-01-01T00:00:00Z">
-        <w:r>
-          <w:t xml:space="preserve">Suppose a model specifies the conditional mean</w:t>
-        </w:r>
-      </w:ins>
-      <w:ins w:id="34" w:author="PR Preview" w:date="2026-01-01T00:00:00Z">
-        <w:r>
-          <w:t xml:space="preserve"> </w:t>
-        </w:r>
-      </w:ins>
-      <m:oMath>
-        <m:r>
-          <m:rPr>
-            <m:sty m:val="p"/>
-          </m:rPr>
-          <m:t>E</m:t>
-        </m:r>
-        <m:r>
-          <m:t>​</m:t>
-        </m:r>
-        <m:d>
-          <m:dPr>
-            <m:begChr m:val="["/>
-            <m:sepChr m:val=""/>
-            <m:endChr m:val="]"/>
-            <m:grow/>
-          </m:dPr>
-          <m:e>
-            <m:r>
-              <m:t>Y</m:t>
-            </m:r>
-            <m:r>
-              <m:rPr>
-                <m:sty m:val="p"/>
-              </m:rPr>
-              <m:t>∣</m:t>
-            </m:r>
-            <m:r>
-              <m:t>X</m:t>
-            </m:r>
-            <m:r>
-              <m:rPr>
-                <m:sty m:val="p"/>
-              </m:rPr>
-              <m:t>=</m:t>
-            </m:r>
-            <m:r>
-              <m:t>x</m:t>
-            </m:r>
-          </m:e>
-        </m:d>
-        <m:r>
-          <m:t>​</m:t>
-        </m:r>
-      </m:oMath>
-      <w:ins w:id="35" w:author="PR Preview" w:date="2026-01-01T00:00:00Z">
-        <w:r>
-          <w:t xml:space="preserve"> </w:t>
-        </w:r>
-      </w:ins>
-      <w:ins w:id="36" w:author="PR Preview" w:date="2026-01-01T00:00:00Z">
-        <w:r>
-          <w:t xml:space="preserve">as a function</w:t>
-        </w:r>
-      </w:ins>
-      <w:ins w:id="37" w:author="PR Preview" w:date="2026-01-01T00:00:00Z">
-        <w:r>
-          <w:t xml:space="preserve"> </w:t>
-        </w:r>
-      </w:ins>
-      <w:ins w:id="38" w:author="PR Preview" w:date="2026-01-01T00:00:00Z">
-        <w:r>
-          <w:t xml:space="preserve">$\mu(x; \mathord{\smash[b]{\underset{\raise.3ex\hbox{$\scriptstyle\sim$}}{\theta}}\vphantom{\theta}})$</w:t>
-        </w:r>
-      </w:ins>
-      <w:ins w:id="39" w:author="PR Preview" w:date="2026-01-01T00:00:00Z">
-        <w:r>
-          <w:t xml:space="preserve"> </w:t>
-        </w:r>
-      </w:ins>
-      <w:ins w:id="40" w:author="PR Preview" w:date="2026-01-01T00:00:00Z">
-        <w:r>
-          <w:t xml:space="preserve">of a parameter vector</w:t>
-        </w:r>
-      </w:ins>
-      <w:ins w:id="41" w:author="PR Preview" w:date="2026-01-01T00:00:00Z">
-        <w:r>
-          <w:t xml:space="preserve"> </w:t>
-        </w:r>
-      </w:ins>
-      <w:ins w:id="42" w:author="PR Preview" w:date="2026-01-01T00:00:00Z">
-        <w:r>
-          <w:t xml:space="preserve">$\mathord{\smash[b]{\underset{\raise.3ex\hbox{$\scriptstyle\sim$}}{\theta}}\vphantom{\theta}}$</w:t>
-        </w:r>
-      </w:ins>
-      <w:ins w:id="43" w:author="PR Preview" w:date="2026-01-01T00:00:00Z">
-        <w:r>
-          <w:t xml:space="preserve">,</w:t>
-        </w:r>
-      </w:ins>
-      <w:ins w:id="44" w:author="PR Preview" w:date="2026-01-01T00:00:00Z">
-        <w:r>
-          <w:t xml:space="preserve"> </w:t>
-        </w:r>
-      </w:ins>
-      <w:ins w:id="45" w:author="PR Preview" w:date="2026-01-01T00:00:00Z">
-        <w:r>
-          <w:t xml:space="preserve">and</w:t>
-        </w:r>
-      </w:ins>
-      <w:ins w:id="46" w:author="PR Preview" w:date="2026-01-01T00:00:00Z">
-        <w:r>
-          <w:t xml:space="preserve"> </w:t>
-        </w:r>
-      </w:ins>
-      <w:ins w:id="47" w:author="PR Preview" w:date="2026-01-01T00:00:00Z">
-        <w:r>
-          <w:t xml:space="preserve">$\hat{\mathord{\smash[b]{\underset{\raise.3ex\hbox{$\scriptstyle\sim$}}{\theta}}\vphantom{\theta}}}$</w:t>
-        </w:r>
-      </w:ins>
-      <w:ins w:id="48" w:author="PR Preview" w:date="2026-01-01T00:00:00Z">
-        <w:r>
-          <w:t xml:space="preserve"> </w:t>
-        </w:r>
-      </w:ins>
-      <w:ins w:id="49" w:author="PR Preview" w:date="2026-01-01T00:00:00Z">
-        <w:r>
-          <w:t xml:space="preserve">is an estimate of</w:t>
-        </w:r>
-      </w:ins>
-      <w:ins w:id="50" w:author="PR Preview" w:date="2026-01-01T00:00:00Z">
-        <w:r>
-          <w:t xml:space="preserve"> </w:t>
-        </w:r>
-      </w:ins>
-      <w:ins w:id="51" w:author="PR Preview" w:date="2026-01-01T00:00:00Z">
-        <w:r>
-          <w:t xml:space="preserve">$\mathord{\smash[b]{\underset{\raise.3ex\hbox{$\scriptstyle\sim$}}{\theta}}\vphantom{\theta}}$</w:t>
-        </w:r>
-      </w:ins>
-      <w:ins w:id="52" w:author="PR Preview" w:date="2026-01-01T00:00:00Z">
-        <w:r>
-          <w:t xml:space="preserve">.</w:t>
-        </w:r>
-      </w:ins>
-      <w:ins w:id="53" w:author="PR Preview" w:date="2026-01-01T00:00:00Z">
-        <w:r>
-          <w:t xml:space="preserve"> </w:t>
-        </w:r>
-      </w:ins>
-      <w:ins w:id="54" w:author="PR Preview" w:date="2026-01-01T00:00:00Z">
-        <w:r>
-          <w:t xml:space="preserve">The usual prediction (</w:t>
-        </w:r>
-      </w:ins>
-      <w:hyperlink w:anchor="def-prediction">
-        <w:ins w:id="55" w:author="PR Preview" w:date="2026-01-01T00:00:00Z">
-          <w:r>
-            <w:rPr>
-              <w:rStyle w:val="Hyperlink"/>
-            </w:rPr>
-            <w:t xml:space="preserve">Definition 1</w:t>
-          </w:r>
-        </w:ins>
-      </w:hyperlink>
-      <w:ins w:id="56" w:author="PR Preview" w:date="2026-01-01T00:00:00Z">
-        <w:r>
-          <w:t xml:space="preserve">) of</w:t>
-        </w:r>
-      </w:ins>
-      <w:ins w:id="57" w:author="PR Preview" w:date="2026-01-01T00:00:00Z">
-        <w:r>
-          <w:t xml:space="preserve"> </w:t>
-        </w:r>
-      </w:ins>
-      <m:oMath>
-        <m:r>
-          <m:t>Y</m:t>
-        </m:r>
-      </m:oMath>
-      <w:ins w:id="58" w:author="PR Preview" w:date="2026-01-01T00:00:00Z">
-        <w:r>
-          <w:t xml:space="preserve"> </w:t>
-        </w:r>
-      </w:ins>
-      <w:ins w:id="59" w:author="PR Preview" w:date="2026-01-01T00:00:00Z">
-        <w:r>
-          <w:t xml:space="preserve">at</w:t>
-        </w:r>
-      </w:ins>
-      <w:ins w:id="60" w:author="PR Preview" w:date="2026-01-01T00:00:00Z">
-        <w:r>
-          <w:t xml:space="preserve"> </w:t>
-        </w:r>
-      </w:ins>
-      <m:oMath>
-        <m:r>
-          <m:t>X</m:t>
-        </m:r>
-        <m:r>
-          <m:rPr>
-            <m:sty m:val="p"/>
-          </m:rPr>
-          <m:t>=</m:t>
-        </m:r>
-        <m:r>
-          <m:t>x</m:t>
-        </m:r>
-      </m:oMath>
-      <w:ins w:id="61" w:author="PR Preview" w:date="2026-01-01T00:00:00Z">
-        <w:r>
-          <w:t xml:space="preserve"> </w:t>
-        </w:r>
-      </w:ins>
-      <w:ins w:id="62" w:author="PR Preview" w:date="2026-01-01T00:00:00Z">
-        <w:r>
-          <w:t xml:space="preserve">is the estimated conditional mean:</w:t>
-        </w:r>
-      </w:ins>
-    </w:p>
-    <w:p>
-      <w:pPr>
-        <w:pStyle w:val="BodyText"/>
-      </w:pPr>
-      <w:ins w:id="63" w:author="PR Preview" w:date="2026-01-01T00:00:00Z">
-        <w:r>
-          <w:t xml:space="preserve">$$\hat y(x) = \mu(x; \hat{\mathord{\smash[b]{\underset{\raise.3ex\hbox{$\scriptstyle\sim$}}{\theta}}\vphantom{\theta}}}).$$</w:t>
-        </w:r>
-      </w:ins>
+      <w:r>
+        <w:t xml:space="preserve">$${\hat y\mathopen{}\left(x\right)\mathclose{}} = \mu(x; \hat{\mathord{\smash[b]{\underset{\raise.3ex\hbox{$\scriptstyle\sim$}}{\theta}}\vphantom{\theta}}}).$$</w:t>
+      </w:r>
     </w:p>
     <w:bookmarkEnd w:id="10"/>
     <w:bookmarkStart w:id="12" w:name="rem-why-cond-mean"/>
@@ -1581,28 +1111,32 @@
             </m:e>
           </m:acc>
           <m:r>
-            <m:rPr>
-              <m:sty m:val="p"/>
-            </m:rPr>
-            <m:t>(</m:t>
+            <m:t>​</m:t>
           </m:r>
-          <m:sSub>
+          <m:d>
+            <m:dPr>
+              <m:begChr m:val="("/>
+              <m:sepChr m:val=""/>
+              <m:endChr m:val=")"/>
+              <m:grow/>
+            </m:dPr>
             <m:e>
-              <m:r>
-                <m:t>x</m:t>
-              </m:r>
+              <m:sSub>
+                <m:e>
+                  <m:r>
+                    <m:t>x</m:t>
+                  </m:r>
+                </m:e>
+                <m:sub>
+                  <m:r>
+                    <m:t>i</m:t>
+                  </m:r>
+                </m:sub>
+              </m:sSub>
             </m:e>
-            <m:sub>
-              <m:r>
-                <m:t>i</m:t>
-              </m:r>
-            </m:sub>
-          </m:sSub>
+          </m:d>
           <m:r>
-            <m:rPr>
-              <m:sty m:val="p"/>
-            </m:rPr>
-            <m:t>)</m:t>
+            <m:t>​</m:t>
           </m:r>
           <m:r>
             <m:rPr>
@@ -1717,109 +1251,9 @@
       <w:pPr>
         <w:pStyle w:val="BodyText"/>
       </w:pPr>
-      <m:oMathPara>
-        <m:oMathParaPr>
-          <m:jc m:val="center"/>
-        </m:oMathParaPr>
-        <m:oMath>
-          <m:sSub>
-            <m:e>
-              <m:acc>
-                <m:accPr>
-                  <m:chr m:val="̂"/>
-                </m:accPr>
-                <m:e>
-                  <m:r>
-                    <m:t>y</m:t>
-                  </m:r>
-                </m:e>
-              </m:acc>
-            </m:e>
-            <m:sub>
-              <m:r>
-                <m:t>i</m:t>
-              </m:r>
-            </m:sub>
-          </m:sSub>
-          <m:r>
-            <m:rPr>
-              <m:sty m:val="p"/>
-            </m:rPr>
-            <m:t>=</m:t>
-          </m:r>
-          <m:r>
-            <m:t>μ</m:t>
-          </m:r>
-          <m:r>
-            <m:rPr>
-              <m:sty m:val="p"/>
-            </m:rPr>
-            <m:t>(</m:t>
-          </m:r>
-          <m:sSub>
-            <m:e>
-              <m:r>
-                <m:t>x</m:t>
-              </m:r>
-            </m:e>
-            <m:sub>
-              <m:r>
-                <m:t>i</m:t>
-              </m:r>
-            </m:sub>
-          </m:sSub>
-          <m:r>
-            <m:rPr>
-              <m:sty m:val="p"/>
-            </m:rPr>
-            <m:t>;</m:t>
-          </m:r>
-          <m:acc>
-            <m:accPr>
-              <m:chr m:val="̂"/>
-            </m:accPr>
-            <m:e>
-              <m:limLow>
-                <m:e>
-                  <m:r>
-                    <m:t>θ</m:t>
-                  </m:r>
-                </m:e>
-                <m:lim>
-                  <m:r>
-                    <m:rPr>
-                      <m:sty m:val="p"/>
-                    </m:rPr>
-                    <m:t>∼</m:t>
-                  </m:r>
-                </m:lim>
-              </m:limLow>
-            </m:e>
-          </m:acc>
-          <m:r>
-            <m:rPr>
-              <m:sty m:val="p"/>
-            </m:rPr>
-            <m:t>)</m:t>
-          </m:r>
-          <m:r>
-            <m:rPr>
-              <m:sty m:val="p"/>
-            </m:rPr>
-            <m:t>.</m:t>
-          </m:r>
-        </m:oMath>
-      </m:oMathPara>
-    </w:p>
-    <w:p>
-      <w:pPr>
-        <w:pStyle w:val="BodyText"/>
-      </w:pPr>
-      <w:ins w:id="64" w:author="PR Preview" w:date="2026-01-01T00:00:00Z">
-        <w:r>
-          <w:t xml:space="preserve">$$\hat y_i= \mu(x_i; \hat{\mathord{\smash[b]{\underset{\raise.3ex\hbox{$\scriptstyle\sim$}}{\theta}}\vphantom{\theta}}}).$$</w:t>
-        </w:r>
-      </w:ins>
+      <w:r>
+        <w:t xml:space="preserve">$$\hat y_i= \mu(x_i; \hat{\mathord{\smash[b]{\underset{\raise.3ex\hbox{$\scriptstyle\sim$}}{\theta}}\vphantom{\theta}}}).$$</w:t>
+      </w:r>
     </w:p>
     <w:p>
       <w:pPr>
@@ -2075,19 +1509,23 @@
           </m:e>
         </m:acc>
         <m:r>
-          <m:rPr>
-            <m:sty m:val="p"/>
-          </m:rPr>
-          <m:t>(</m:t>
+          <m:t>​</m:t>
         </m:r>
+        <m:d>
+          <m:dPr>
+            <m:begChr m:val="("/>
+            <m:sepChr m:val=""/>
+            <m:endChr m:val=")"/>
+            <m:grow/>
+          </m:dPr>
+          <m:e>
+            <m:r>
+              <m:t>x</m:t>
+            </m:r>
+          </m:e>
+        </m:d>
         <m:r>
-          <m:t>x</m:t>
-        </m:r>
-        <m:r>
-          <m:rPr>
-            <m:sty m:val="p"/>
-          </m:rPr>
-          <m:t>)</m:t>
+          <m:t>​</m:t>
         </m:r>
       </m:oMath>
       <w:r>
@@ -5034,219 +4472,11 @@
       <w:pPr>
         <w:pStyle w:val="BodyText"/>
       </w:pPr>
-      <m:oMathPara>
-        <m:oMathParaPr>
-          <m:jc m:val="center"/>
-        </m:oMathParaPr>
-        <m:oMath>
-          <m:r>
-            <m:rPr>
-              <m:sty m:val="p"/>
-            </m:rPr>
-            <m:t>sMSE</m:t>
-          </m:r>
-          <m:r>
-            <m:t>​</m:t>
-          </m:r>
-          <m:d>
-            <m:dPr>
-              <m:begChr m:val="("/>
-              <m:sepChr m:val=""/>
-              <m:endChr m:val=")"/>
-              <m:grow/>
-            </m:dPr>
-            <m:e>
-              <m:acc>
-                <m:accPr>
-                  <m:chr m:val="̂"/>
-                </m:accPr>
-                <m:e>
-                  <m:r>
-                    <m:t>y</m:t>
-                  </m:r>
-                </m:e>
-              </m:acc>
-            </m:e>
-          </m:d>
-          <m:r>
-            <m:t>​</m:t>
-          </m:r>
-          <m:r>
-            <m:rPr>
-              <m:sty m:val="p"/>
-            </m:rPr>
-            <m:t>=</m:t>
-          </m:r>
-          <m:f>
-            <m:fPr>
-              <m:type m:val="bar"/>
-            </m:fPr>
-            <m:num>
-              <m:r>
-                <m:t>1</m:t>
-              </m:r>
-            </m:num>
-            <m:den>
-              <m:r>
-                <m:t>n</m:t>
-              </m:r>
-            </m:den>
-          </m:f>
-          <m:r>
-            <m:rPr>
-              <m:nor/>
-              <m:sty m:val="p"/>
-            </m:rPr>
-            <m:t>RSS</m:t>
-          </m:r>
-          <m:r>
-            <m:rPr>
-              <m:sty m:val="p"/>
-            </m:rPr>
-            <m:t>(</m:t>
-          </m:r>
-          <m:acc>
-            <m:accPr>
-              <m:chr m:val="̂"/>
-            </m:accPr>
-            <m:e>
-              <m:limLow>
-                <m:e>
-                  <m:r>
-                    <m:t>θ</m:t>
-                  </m:r>
-                </m:e>
-                <m:lim>
-                  <m:r>
-                    <m:rPr>
-                      <m:sty m:val="p"/>
-                    </m:rPr>
-                    <m:t>∼</m:t>
-                  </m:r>
-                </m:lim>
-              </m:limLow>
-            </m:e>
-          </m:acc>
-          <m:r>
-            <m:rPr>
-              <m:sty m:val="p"/>
-            </m:rPr>
-            <m:t>)</m:t>
-          </m:r>
-          <m:r>
-            <m:rPr>
-              <m:sty m:val="p"/>
-            </m:rPr>
-            <m:t>,</m:t>
-          </m:r>
-          <m:r>
-            <m:t>  </m:t>
-          </m:r>
-          <m:r>
-            <m:rPr>
-              <m:nor/>
-              <m:sty m:val="p"/>
-            </m:rPr>
-            <m:t>RSS</m:t>
-          </m:r>
-          <m:r>
-            <m:rPr>
-              <m:sty m:val="p"/>
-            </m:rPr>
-            <m:t>(</m:t>
-          </m:r>
-          <m:acc>
-            <m:accPr>
-              <m:chr m:val="̂"/>
-            </m:accPr>
-            <m:e>
-              <m:limLow>
-                <m:e>
-                  <m:r>
-                    <m:t>θ</m:t>
-                  </m:r>
-                </m:e>
-                <m:lim>
-                  <m:r>
-                    <m:rPr>
-                      <m:sty m:val="p"/>
-                    </m:rPr>
-                    <m:t>∼</m:t>
-                  </m:r>
-                </m:lim>
-              </m:limLow>
-            </m:e>
-          </m:acc>
-          <m:r>
-            <m:rPr>
-              <m:sty m:val="p"/>
-            </m:rPr>
-            <m:t>)</m:t>
-          </m:r>
-          <m:r>
-            <m:rPr>
-              <m:sty m:val="p"/>
-            </m:rPr>
-            <m:t>=</m:t>
-          </m:r>
-          <m:r>
-            <m:t>n</m:t>
-          </m:r>
-          <m:r>
-            <m:t> </m:t>
-          </m:r>
-          <m:r>
-            <m:rPr>
-              <m:sty m:val="p"/>
-            </m:rPr>
-            <m:t>sMSE</m:t>
-          </m:r>
-          <m:r>
-            <m:t>​</m:t>
-          </m:r>
-          <m:d>
-            <m:dPr>
-              <m:begChr m:val="("/>
-              <m:sepChr m:val=""/>
-              <m:endChr m:val=")"/>
-              <m:grow/>
-            </m:dPr>
-            <m:e>
-              <m:acc>
-                <m:accPr>
-                  <m:chr m:val="̂"/>
-                </m:accPr>
-                <m:e>
-                  <m:r>
-                    <m:t>y</m:t>
-                  </m:r>
-                </m:e>
-              </m:acc>
-            </m:e>
-          </m:d>
-          <m:r>
-            <m:t>​</m:t>
-          </m:r>
-          <m:r>
-            <m:rPr>
-              <m:sty m:val="p"/>
-            </m:rPr>
-            <m:t>.</m:t>
-          </m:r>
-        </m:oMath>
-      </m:oMathPara>
-    </w:p>
-    <w:p>
-      <w:pPr>
-        <w:pStyle w:val="BodyText"/>
-      </w:pPr>
-      <w:ins w:id="65" w:author="PR Preview" w:date="2026-01-01T00:00:00Z">
-        <w:r>
-          <w:t xml:space="preserve">$$\operatorname{sMSE}\mathopen{}\left(\hat y\right)\mathclose{} = \frac{1}{n} \text{RSS}(\hat{\mathord{\smash[b]{\underset{\raise.3ex\hbox{$\scriptstyle\sim$}}{\theta}}\vphantom{\theta}}}),
+      <w:r>
+        <w:t xml:space="preserve">$$\operatorname{sMSE}\mathopen{}\left(\hat y\right)\mathclose{} = \frac{1}{n} \text{RSS}(\hat{\mathord{\smash[b]{\underset{\raise.3ex\hbox{$\scriptstyle\sim$}}{\theta}}\vphantom{\theta}}}),
     \qquad
     \text{RSS}(\hat{\mathord{\smash[b]{\underset{\raise.3ex\hbox{$\scriptstyle\sim$}}{\theta}}\vphantom{\theta}}}) = n \, \operatorname{sMSE}\mathopen{}\left(\hat y\right)\mathclose{}.$$</w:t>
-        </w:r>
-      </w:ins>
+      </w:r>
     </w:p>
     <w:bookmarkEnd w:id="31"/>
     <w:bookmarkStart w:id="37" w:name="exm-fitted-residual-error"/>
@@ -7565,7 +6795,7 @@
         <w:t xml:space="preserve"> </w:t>
       </w:r>
       <w:r>
-        <w:t xml:space="preserve">The error of a consistent estimator shrinks toward zero as the sample grows.</w:t>
+        <w:t xml:space="preserve">The estimation error of a consistent estimator shrinks toward zero as the sample grows.</w:t>
       </w:r>
       <w:r>
         <w:t xml:space="preserve"> </w:t>

--- a/pr-preview/pr-261/prediction-handout-tracked-changes.docx
+++ b/pr-preview/pr-261/prediction-handout-tracked-changes.docx
@@ -16,7 +16,7 @@
       </w:pPr>
       <w:del w:id="1" w:author="PR Preview" w:date="2026-01-01T00:00:00Z">
         <w:r>
-          <w:delText xml:space="preserve">Last modified: 2026-10-17 08:57:23 (PDT)</w:delText>
+          <w:delText xml:space="preserve">Last modified: 2026-10-17 10:19:16 (PDT)</w:delText>
         </w:r>
       </w:del>
     </w:p>
@@ -26,7 +26,7 @@
       </w:pPr>
       <w:ins w:id="2" w:author="PR Preview" w:date="2026-01-01T00:00:00Z">
         <w:r>
-          <w:t xml:space="preserve">Last modified: 2026-10-17 08:55:52 (PDT)</w:t>
+          <w:t xml:space="preserve">Last modified: 2026-10-17 10:19:46 (PDT)</w:t>
         </w:r>
       </w:ins>
     </w:p>
